--- a/output/irb/HRP-502_Follow_My_Voice_Consent.docx
+++ b/output/irb/HRP-502_Follow_My_Voice_Consent.docx
@@ -1042,7 +1042,7 @@
         <w:rPr>
           <w:i w:val="0"/>
         </w:rPr>
-        <w:t>5. Seat you in a swivel chair at a marked position, fit and calibrate the HTC Vive Focus Vision headset, and check that you can comfortably turn to view the search area. The headset uses cameras to show your surroundings and eye tracking to estimate where you look; the application does not save room video, face video, webcam video, or raw eye-camera images.</w:t>
+        <w:t>5. Seat you at a marked position, fit and calibrate the HTC Vive Focus Vision headset, and check that you can comfortably turn to view the search area. The headset uses cameras to show your surroundings and eye tracking to estimate where you look; the application does not save room video, face video, webcam video, or raw eye-camera images.</w:t>
       </w:r>
     </w:p>
     <w:p>

--- a/output/irb/HRP-502_Follow_My_Voice_Consent.docx
+++ b/output/irb/HRP-502_Follow_My_Voice_Consent.docx
@@ -1042,7 +1042,7 @@
         <w:rPr>
           <w:i w:val="0"/>
         </w:rPr>
-        <w:t>5. Seat you at a marked position, fit and calibrate the HTC Vive Focus Vision headset, and check that you can comfortably turn to view the search area. The headset uses cameras to show your surroundings and eye tracking to estimate where you look; the application does not save room video, face video, webcam video, or raw eye-camera images.</w:t>
+        <w:t>5. Seat you at a marked position, fit and calibrate the mixed-reality head-mounted display, and check that you can comfortably turn to view the search area. The headset uses cameras to show your surroundings and eye tracking to estimate where you look; the application does not save room video, face video, webcam video, or raw eye-camera images.</w:t>
       </w:r>
     </w:p>
     <w:p>
